--- a/慧享养老服务平台-测试全流程操作手册.docx
+++ b/慧享养老服务平台-测试全流程操作手册.docx
@@ -7716,7 +7716,7 @@
     </w:p>
     <w:p>
       <w:r>
-        <w:t>我最近参与的是一个养老管理系统项目，系统主要分为两部分：后台管理系统和微信小程序。后台管理系统供养老院员工使用，主要模块包括：入住管理、退住管理、护理管理、床位管理、智能监测等。微信小程序供老人及家属使用，功能包括：微信登录、预约参观、查看老人健康数据等。项目基于若依框架（RuoYi-Vue）开发，后端使用Spring Boot、MyBatis、MySQL、Redis，前端使用Vue3 + Element Plus。我在项目中负责全流程测试工作，包括测试计划编写、测试用例设计、功能测试、接口测试、自动化测试、缺陷跟踪和测试报告编写。</w:t>
+        <w:t>我最近参与的是一个养老管理系统项目，我主要负责后台管理系统的测试工作。后台管理系统供养老院员工使用，主要模块包括：入住管理、退住管理、护理管理、床位管理、智能监测等。项目基于若依框架（RuoYi-Vue）开发，后端使用Spring Boot、MyBatis、MySQL、Redis，前端使用Vue3 + Element Plus。我在项目中负责全流程测试工作，包括测试计划编写、测试用例设计、功能测试、接口测试、自动化测试、缺陷跟踪和测试报告编写。</w:t>
       </w:r>
     </w:p>
     <w:p/>
